--- a/docs/報告書/FlowAudit_企劃書.docx
+++ b/docs/報告書/FlowAudit_企劃書.docx
@@ -356,7 +356,7 @@
       <w:r>
         <w:fldChar w:fldCharType="separate"/>
       </w:r>
-      <w:hyperlink w:anchor="_Toc241531423" w:history="1">
+      <w:hyperlink w:anchor="_Toc241595467" w:history="1">
         <w:r>
           <w:rPr>
             <w:rStyle w:val="affa"/>
@@ -383,7 +383,7 @@
             <w:noProof/>
             <w:webHidden/>
           </w:rPr>
-          <w:instrText xml:space="preserve"> PAGEREF _Toc241531423 \h </w:instrText>
+          <w:instrText xml:space="preserve"> PAGEREF _Toc241595467 \h </w:instrText>
         </w:r>
         <w:r>
           <w:rPr>
@@ -430,7 +430,7 @@
           <w14:ligatures w14:val="standardContextual"/>
         </w:rPr>
       </w:pPr>
-      <w:hyperlink w:anchor="_Toc241531424" w:history="1">
+      <w:hyperlink w:anchor="_Toc241595468" w:history="1">
         <w:r>
           <w:rPr>
             <w:rStyle w:val="affa"/>
@@ -457,7 +457,7 @@
             <w:noProof/>
             <w:webHidden/>
           </w:rPr>
-          <w:instrText xml:space="preserve"> PAGEREF _Toc241531424 \h </w:instrText>
+          <w:instrText xml:space="preserve"> PAGEREF _Toc241595468 \h </w:instrText>
         </w:r>
         <w:r>
           <w:rPr>
@@ -504,7 +504,7 @@
           <w14:ligatures w14:val="standardContextual"/>
         </w:rPr>
       </w:pPr>
-      <w:hyperlink w:anchor="_Toc241531425" w:history="1">
+      <w:hyperlink w:anchor="_Toc241595469" w:history="1">
         <w:r>
           <w:rPr>
             <w:rStyle w:val="affa"/>
@@ -531,7 +531,7 @@
             <w:noProof/>
             <w:webHidden/>
           </w:rPr>
-          <w:instrText xml:space="preserve"> PAGEREF _Toc241531425 \h </w:instrText>
+          <w:instrText xml:space="preserve"> PAGEREF _Toc241595469 \h </w:instrText>
         </w:r>
         <w:r>
           <w:rPr>
@@ -578,7 +578,7 @@
           <w14:ligatures w14:val="standardContextual"/>
         </w:rPr>
       </w:pPr>
-      <w:hyperlink w:anchor="_Toc241531426" w:history="1">
+      <w:hyperlink w:anchor="_Toc241595470" w:history="1">
         <w:r>
           <w:rPr>
             <w:rStyle w:val="affa"/>
@@ -605,7 +605,7 @@
             <w:noProof/>
             <w:webHidden/>
           </w:rPr>
-          <w:instrText xml:space="preserve"> PAGEREF _Toc241531426 \h </w:instrText>
+          <w:instrText xml:space="preserve"> PAGEREF _Toc241595470 \h </w:instrText>
         </w:r>
         <w:r>
           <w:rPr>
@@ -652,7 +652,7 @@
           <w14:ligatures w14:val="standardContextual"/>
         </w:rPr>
       </w:pPr>
-      <w:hyperlink w:anchor="_Toc241531427" w:history="1">
+      <w:hyperlink w:anchor="_Toc241595471" w:history="1">
         <w:r>
           <w:rPr>
             <w:rStyle w:val="affa"/>
@@ -679,7 +679,7 @@
             <w:noProof/>
             <w:webHidden/>
           </w:rPr>
-          <w:instrText xml:space="preserve"> PAGEREF _Toc241531427 \h </w:instrText>
+          <w:instrText xml:space="preserve"> PAGEREF _Toc241595471 \h </w:instrText>
         </w:r>
         <w:r>
           <w:rPr>
@@ -726,7 +726,7 @@
           <w14:ligatures w14:val="standardContextual"/>
         </w:rPr>
       </w:pPr>
-      <w:hyperlink w:anchor="_Toc241531428" w:history="1">
+      <w:hyperlink w:anchor="_Toc241595472" w:history="1">
         <w:r>
           <w:rPr>
             <w:rStyle w:val="affa"/>
@@ -753,7 +753,7 @@
             <w:noProof/>
             <w:webHidden/>
           </w:rPr>
-          <w:instrText xml:space="preserve"> PAGEREF _Toc241531428 \h </w:instrText>
+          <w:instrText xml:space="preserve"> PAGEREF _Toc241595472 \h </w:instrText>
         </w:r>
         <w:r>
           <w:rPr>
@@ -800,7 +800,7 @@
           <w14:ligatures w14:val="standardContextual"/>
         </w:rPr>
       </w:pPr>
-      <w:hyperlink w:anchor="_Toc241531429" w:history="1">
+      <w:hyperlink w:anchor="_Toc241595473" w:history="1">
         <w:r>
           <w:rPr>
             <w:rStyle w:val="affa"/>
@@ -827,7 +827,7 @@
             <w:noProof/>
             <w:webHidden/>
           </w:rPr>
-          <w:instrText xml:space="preserve"> PAGEREF _Toc241531429 \h </w:instrText>
+          <w:instrText xml:space="preserve"> PAGEREF _Toc241595473 \h </w:instrText>
         </w:r>
         <w:r>
           <w:rPr>
@@ -874,7 +874,7 @@
           <w14:ligatures w14:val="standardContextual"/>
         </w:rPr>
       </w:pPr>
-      <w:hyperlink w:anchor="_Toc241531430" w:history="1">
+      <w:hyperlink w:anchor="_Toc241595474" w:history="1">
         <w:r>
           <w:rPr>
             <w:rStyle w:val="affa"/>
@@ -901,7 +901,7 @@
             <w:noProof/>
             <w:webHidden/>
           </w:rPr>
-          <w:instrText xml:space="preserve"> PAGEREF _Toc241531430 \h </w:instrText>
+          <w:instrText xml:space="preserve"> PAGEREF _Toc241595474 \h </w:instrText>
         </w:r>
         <w:r>
           <w:rPr>
@@ -948,7 +948,7 @@
           <w14:ligatures w14:val="standardContextual"/>
         </w:rPr>
       </w:pPr>
-      <w:hyperlink w:anchor="_Toc241531431" w:history="1">
+      <w:hyperlink w:anchor="_Toc241595475" w:history="1">
         <w:r>
           <w:rPr>
             <w:rStyle w:val="affa"/>
@@ -975,7 +975,7 @@
             <w:noProof/>
             <w:webHidden/>
           </w:rPr>
-          <w:instrText xml:space="preserve"> PAGEREF _Toc241531431 \h </w:instrText>
+          <w:instrText xml:space="preserve"> PAGEREF _Toc241595475 \h </w:instrText>
         </w:r>
         <w:r>
           <w:rPr>
@@ -1022,7 +1022,7 @@
           <w14:ligatures w14:val="standardContextual"/>
         </w:rPr>
       </w:pPr>
-      <w:hyperlink w:anchor="_Toc241531432" w:history="1">
+      <w:hyperlink w:anchor="_Toc241595476" w:history="1">
         <w:r>
           <w:rPr>
             <w:rStyle w:val="affa"/>
@@ -1049,7 +1049,7 @@
             <w:noProof/>
             <w:webHidden/>
           </w:rPr>
-          <w:instrText xml:space="preserve"> PAGEREF _Toc241531432 \h </w:instrText>
+          <w:instrText xml:space="preserve"> PAGEREF _Toc241595476 \h </w:instrText>
         </w:r>
         <w:r>
           <w:rPr>
@@ -1096,7 +1096,7 @@
           <w14:ligatures w14:val="standardContextual"/>
         </w:rPr>
       </w:pPr>
-      <w:hyperlink w:anchor="_Toc241531433" w:history="1">
+      <w:hyperlink w:anchor="_Toc241595477" w:history="1">
         <w:r>
           <w:rPr>
             <w:rStyle w:val="affa"/>
@@ -1123,7 +1123,7 @@
             <w:noProof/>
             <w:webHidden/>
           </w:rPr>
-          <w:instrText xml:space="preserve"> PAGEREF _Toc241531433 \h </w:instrText>
+          <w:instrText xml:space="preserve"> PAGEREF _Toc241595477 \h </w:instrText>
         </w:r>
         <w:r>
           <w:rPr>
@@ -1170,7 +1170,7 @@
           <w14:ligatures w14:val="standardContextual"/>
         </w:rPr>
       </w:pPr>
-      <w:hyperlink w:anchor="_Toc241531434" w:history="1">
+      <w:hyperlink w:anchor="_Toc241595478" w:history="1">
         <w:r>
           <w:rPr>
             <w:rStyle w:val="affa"/>
@@ -1197,7 +1197,7 @@
             <w:noProof/>
             <w:webHidden/>
           </w:rPr>
-          <w:instrText xml:space="preserve"> PAGEREF _Toc241531434 \h </w:instrText>
+          <w:instrText xml:space="preserve"> PAGEREF _Toc241595478 \h </w:instrText>
         </w:r>
         <w:r>
           <w:rPr>
@@ -1244,7 +1244,7 @@
           <w14:ligatures w14:val="standardContextual"/>
         </w:rPr>
       </w:pPr>
-      <w:hyperlink w:anchor="_Toc241531435" w:history="1">
+      <w:hyperlink w:anchor="_Toc241595479" w:history="1">
         <w:r>
           <w:rPr>
             <w:rStyle w:val="affa"/>
@@ -1271,7 +1271,7 @@
             <w:noProof/>
             <w:webHidden/>
           </w:rPr>
-          <w:instrText xml:space="preserve"> PAGEREF _Toc241531435 \h </w:instrText>
+          <w:instrText xml:space="preserve"> PAGEREF _Toc241595479 \h </w:instrText>
         </w:r>
         <w:r>
           <w:rPr>
@@ -1318,7 +1318,7 @@
           <w14:ligatures w14:val="standardContextual"/>
         </w:rPr>
       </w:pPr>
-      <w:hyperlink w:anchor="_Toc241531436" w:history="1">
+      <w:hyperlink w:anchor="_Toc241595480" w:history="1">
         <w:r>
           <w:rPr>
             <w:rStyle w:val="affa"/>
@@ -1345,7 +1345,7 @@
             <w:noProof/>
             <w:webHidden/>
           </w:rPr>
-          <w:instrText xml:space="preserve"> PAGEREF _Toc241531436 \h </w:instrText>
+          <w:instrText xml:space="preserve"> PAGEREF _Toc241595480 \h </w:instrText>
         </w:r>
         <w:r>
           <w:rPr>
@@ -1392,7 +1392,7 @@
           <w14:ligatures w14:val="standardContextual"/>
         </w:rPr>
       </w:pPr>
-      <w:hyperlink w:anchor="_Toc241531437" w:history="1">
+      <w:hyperlink w:anchor="_Toc241595481" w:history="1">
         <w:r>
           <w:rPr>
             <w:rStyle w:val="affa"/>
@@ -1419,7 +1419,7 @@
             <w:noProof/>
             <w:webHidden/>
           </w:rPr>
-          <w:instrText xml:space="preserve"> PAGEREF _Toc241531437 \h </w:instrText>
+          <w:instrText xml:space="preserve"> PAGEREF _Toc241595481 \h </w:instrText>
         </w:r>
         <w:r>
           <w:rPr>
@@ -1466,7 +1466,7 @@
           <w14:ligatures w14:val="standardContextual"/>
         </w:rPr>
       </w:pPr>
-      <w:hyperlink w:anchor="_Toc241531438" w:history="1">
+      <w:hyperlink w:anchor="_Toc241595482" w:history="1">
         <w:r>
           <w:rPr>
             <w:rStyle w:val="affa"/>
@@ -1493,7 +1493,7 @@
             <w:noProof/>
             <w:webHidden/>
           </w:rPr>
-          <w:instrText xml:space="preserve"> PAGEREF _Toc241531438 \h </w:instrText>
+          <w:instrText xml:space="preserve"> PAGEREF _Toc241595482 \h </w:instrText>
         </w:r>
         <w:r>
           <w:rPr>
@@ -1540,7 +1540,7 @@
           <w14:ligatures w14:val="standardContextual"/>
         </w:rPr>
       </w:pPr>
-      <w:hyperlink w:anchor="_Toc241531439" w:history="1">
+      <w:hyperlink w:anchor="_Toc241595483" w:history="1">
         <w:r>
           <w:rPr>
             <w:rStyle w:val="affa"/>
@@ -1567,7 +1567,7 @@
             <w:noProof/>
             <w:webHidden/>
           </w:rPr>
-          <w:instrText xml:space="preserve"> PAGEREF _Toc241531439 \h </w:instrText>
+          <w:instrText xml:space="preserve"> PAGEREF _Toc241595483 \h </w:instrText>
         </w:r>
         <w:r>
           <w:rPr>
@@ -1614,7 +1614,7 @@
           <w14:ligatures w14:val="standardContextual"/>
         </w:rPr>
       </w:pPr>
-      <w:hyperlink w:anchor="_Toc241531440" w:history="1">
+      <w:hyperlink w:anchor="_Toc241595484" w:history="1">
         <w:r>
           <w:rPr>
             <w:rStyle w:val="affa"/>
@@ -1641,7 +1641,7 @@
             <w:noProof/>
             <w:webHidden/>
           </w:rPr>
-          <w:instrText xml:space="preserve"> PAGEREF _Toc241531440 \h </w:instrText>
+          <w:instrText xml:space="preserve"> PAGEREF _Toc241595484 \h </w:instrText>
         </w:r>
         <w:r>
           <w:rPr>
@@ -1688,7 +1688,7 @@
           <w14:ligatures w14:val="standardContextual"/>
         </w:rPr>
       </w:pPr>
-      <w:hyperlink w:anchor="_Toc241531441" w:history="1">
+      <w:hyperlink w:anchor="_Toc241595485" w:history="1">
         <w:r>
           <w:rPr>
             <w:rStyle w:val="affa"/>
@@ -1715,7 +1715,7 @@
             <w:noProof/>
             <w:webHidden/>
           </w:rPr>
-          <w:instrText xml:space="preserve"> PAGEREF _Toc241531441 \h </w:instrText>
+          <w:instrText xml:space="preserve"> PAGEREF _Toc241595485 \h </w:instrText>
         </w:r>
         <w:r>
           <w:rPr>
@@ -1762,7 +1762,7 @@
           <w14:ligatures w14:val="standardContextual"/>
         </w:rPr>
       </w:pPr>
-      <w:hyperlink w:anchor="_Toc241531442" w:history="1">
+      <w:hyperlink w:anchor="_Toc241595486" w:history="1">
         <w:r>
           <w:rPr>
             <w:rStyle w:val="affa"/>
@@ -1789,7 +1789,7 @@
             <w:noProof/>
             <w:webHidden/>
           </w:rPr>
-          <w:instrText xml:space="preserve"> PAGEREF _Toc241531442 \h </w:instrText>
+          <w:instrText xml:space="preserve"> PAGEREF _Toc241595486 \h </w:instrText>
         </w:r>
         <w:r>
           <w:rPr>
@@ -1836,7 +1836,7 @@
           <w14:ligatures w14:val="standardContextual"/>
         </w:rPr>
       </w:pPr>
-      <w:hyperlink w:anchor="_Toc241531443" w:history="1">
+      <w:hyperlink w:anchor="_Toc241595487" w:history="1">
         <w:r>
           <w:rPr>
             <w:rStyle w:val="affa"/>
@@ -1863,7 +1863,7 @@
             <w:noProof/>
             <w:webHidden/>
           </w:rPr>
-          <w:instrText xml:space="preserve"> PAGEREF _Toc241531443 \h </w:instrText>
+          <w:instrText xml:space="preserve"> PAGEREF _Toc241595487 \h </w:instrText>
         </w:r>
         <w:r>
           <w:rPr>
@@ -1910,7 +1910,7 @@
           <w14:ligatures w14:val="standardContextual"/>
         </w:rPr>
       </w:pPr>
-      <w:hyperlink w:anchor="_Toc241531444" w:history="1">
+      <w:hyperlink w:anchor="_Toc241595488" w:history="1">
         <w:r>
           <w:rPr>
             <w:rStyle w:val="affa"/>
@@ -1937,7 +1937,7 @@
             <w:noProof/>
             <w:webHidden/>
           </w:rPr>
-          <w:instrText xml:space="preserve"> PAGEREF _Toc241531444 \h </w:instrText>
+          <w:instrText xml:space="preserve"> PAGEREF _Toc241595488 \h </w:instrText>
         </w:r>
         <w:r>
           <w:rPr>
@@ -1984,7 +1984,7 @@
           <w14:ligatures w14:val="standardContextual"/>
         </w:rPr>
       </w:pPr>
-      <w:hyperlink w:anchor="_Toc241531445" w:history="1">
+      <w:hyperlink w:anchor="_Toc241595489" w:history="1">
         <w:r>
           <w:rPr>
             <w:rStyle w:val="affa"/>
@@ -2011,7 +2011,7 @@
             <w:noProof/>
             <w:webHidden/>
           </w:rPr>
-          <w:instrText xml:space="preserve"> PAGEREF _Toc241531445 \h </w:instrText>
+          <w:instrText xml:space="preserve"> PAGEREF _Toc241595489 \h </w:instrText>
         </w:r>
         <w:r>
           <w:rPr>
@@ -2064,7 +2064,7 @@
       <w:pPr>
         <w:pStyle w:val="1"/>
       </w:pPr>
-      <w:bookmarkStart w:id="0" w:name="_Toc241531423"/>
+      <w:bookmarkStart w:id="0" w:name="_Toc241595467"/>
       <w:r>
         <w:lastRenderedPageBreak/>
         <w:t>壹、前言</w:t>
@@ -2075,7 +2075,7 @@
       <w:pPr>
         <w:pStyle w:val="21"/>
       </w:pPr>
-      <w:bookmarkStart w:id="1" w:name="_Toc241531424"/>
+      <w:bookmarkStart w:id="1" w:name="_Toc241595468"/>
       <w:r>
         <w:t>一、作品主題</w:t>
       </w:r>
@@ -2085,7 +2085,7 @@
       <w:pPr>
         <w:pStyle w:val="31"/>
       </w:pPr>
-      <w:bookmarkStart w:id="2" w:name="_Toc241531425"/>
+      <w:bookmarkStart w:id="2" w:name="_Toc241595469"/>
       <w:r>
         <w:t>（一）作品簡介</w:t>
       </w:r>
@@ -2136,7 +2136,7 @@
       <w:pPr>
         <w:pStyle w:val="31"/>
       </w:pPr>
-      <w:bookmarkStart w:id="3" w:name="_Toc241531426"/>
+      <w:bookmarkStart w:id="3" w:name="_Toc241595470"/>
       <w:r>
         <w:t>（二）背景</w:t>
       </w:r>
@@ -2205,7 +2205,7 @@
       <w:pPr>
         <w:pStyle w:val="31"/>
       </w:pPr>
-      <w:bookmarkStart w:id="4" w:name="_Toc241531427"/>
+      <w:bookmarkStart w:id="4" w:name="_Toc241595471"/>
       <w:r>
         <w:t>（三）動機</w:t>
       </w:r>
@@ -2319,7 +2319,7 @@
       <w:pPr>
         <w:pStyle w:val="31"/>
       </w:pPr>
-      <w:bookmarkStart w:id="5" w:name="_Toc241531428"/>
+      <w:bookmarkStart w:id="5" w:name="_Toc241595472"/>
       <w:r>
         <w:t>（四）目的</w:t>
       </w:r>
@@ -2343,7 +2343,7 @@
       <w:pPr>
         <w:pStyle w:val="31"/>
       </w:pPr>
-      <w:bookmarkStart w:id="6" w:name="_Toc241531429"/>
+      <w:bookmarkStart w:id="6" w:name="_Toc241595473"/>
       <w:r>
         <w:t>（五）研究主題目前的沿革</w:t>
       </w:r>
@@ -2487,7 +2487,7 @@
       <w:pPr>
         <w:pStyle w:val="21"/>
       </w:pPr>
-      <w:bookmarkStart w:id="7" w:name="_Toc241531430"/>
+      <w:bookmarkStart w:id="7" w:name="_Toc241595474"/>
       <w:r>
         <w:t>二、作品特色</w:t>
       </w:r>
@@ -2497,7 +2497,7 @@
       <w:pPr>
         <w:pStyle w:val="31"/>
       </w:pPr>
-      <w:bookmarkStart w:id="8" w:name="_Toc241531431"/>
+      <w:bookmarkStart w:id="8" w:name="_Toc241595475"/>
       <w:r>
         <w:t>（一）創意概念</w:t>
       </w:r>
@@ -2594,7 +2594,7 @@
       <w:pPr>
         <w:pStyle w:val="31"/>
       </w:pPr>
-      <w:bookmarkStart w:id="9" w:name="_Toc241531432"/>
+      <w:bookmarkStart w:id="9" w:name="_Toc241595476"/>
       <w:r>
         <w:t>（二）特色、解決的問題與提供的便利</w:t>
       </w:r>
@@ -3286,7 +3286,7 @@
         <w:pStyle w:val="1"/>
         <w:pageBreakBefore/>
       </w:pPr>
-      <w:bookmarkStart w:id="10" w:name="_Toc241531433"/>
+      <w:bookmarkStart w:id="10" w:name="_Toc241595477"/>
       <w:r>
         <w:lastRenderedPageBreak/>
         <w:t>貳、成果</w:t>
@@ -3297,7 +3297,7 @@
       <w:pPr>
         <w:pStyle w:val="21"/>
       </w:pPr>
-      <w:bookmarkStart w:id="11" w:name="_Toc241531434"/>
+      <w:bookmarkStart w:id="11" w:name="_Toc241595478"/>
       <w:r>
         <w:t>一、摘要</w:t>
       </w:r>
@@ -3378,7 +3378,7 @@
       <w:pPr>
         <w:pStyle w:val="31"/>
       </w:pPr>
-      <w:bookmarkStart w:id="12" w:name="_Toc241531435"/>
+      <w:bookmarkStart w:id="12" w:name="_Toc241595479"/>
       <w:r>
         <w:t>（一）資料來源與取得方式</w:t>
       </w:r>
@@ -5001,7 +5001,7 @@
       <w:pPr>
         <w:pStyle w:val="31"/>
       </w:pPr>
-      <w:bookmarkStart w:id="13" w:name="_Toc241531436"/>
+      <w:bookmarkStart w:id="13" w:name="_Toc241595480"/>
       <w:r>
         <w:t>（二）系統架構</w:t>
       </w:r>
@@ -5031,7 +5031,7 @@
         </w:rPr>
         <w:lastRenderedPageBreak/>
         <w:drawing>
-          <wp:inline distT="0" distB="0" distL="0" distR="0" wp14:anchorId="4CCE2BF0" wp14:editId="1C7879C5">
+          <wp:inline distT="0" distB="0" distL="0" distR="0" wp14:anchorId="6DC8D53A" wp14:editId="4CA8F473">
             <wp:extent cx="5220000" cy="3067337"/>
             <wp:effectExtent l="0" t="0" r="0" b="0"/>
             <wp:docPr id="1" name="Picture 1"/>
@@ -7364,7 +7364,7 @@
       <w:pPr>
         <w:pStyle w:val="31"/>
       </w:pPr>
-      <w:bookmarkStart w:id="14" w:name="_Toc241531437"/>
+      <w:bookmarkStart w:id="14" w:name="_Toc241595481"/>
       <w:r>
         <w:t>（三）系統展示與使用情境</w:t>
       </w:r>
@@ -7450,7 +7450,7 @@
           <w:noProof/>
         </w:rPr>
         <w:drawing>
-          <wp:inline distT="0" distB="0" distL="0" distR="0" wp14:anchorId="54E43D67" wp14:editId="53147328">
+          <wp:inline distT="0" distB="0" distL="0" distR="0" wp14:anchorId="08B6CCA7" wp14:editId="67D5D338">
             <wp:extent cx="5580000" cy="1603992"/>
             <wp:effectExtent l="0" t="0" r="0" b="0"/>
             <wp:docPr id="2" name="Picture 2"/>
@@ -7546,7 +7546,7 @@
           <w:noProof/>
         </w:rPr>
         <w:drawing>
-          <wp:inline distT="0" distB="0" distL="0" distR="0" wp14:anchorId="52929E18" wp14:editId="5DC7F361">
+          <wp:inline distT="0" distB="0" distL="0" distR="0" wp14:anchorId="11150029" wp14:editId="6DB3DF30">
             <wp:extent cx="5580000" cy="2186316"/>
             <wp:effectExtent l="0" t="0" r="0" b="0"/>
             <wp:docPr id="3" name="Picture 3"/>
@@ -7609,7 +7609,7 @@
         </w:rPr>
         <w:lastRenderedPageBreak/>
         <w:drawing>
-          <wp:inline distT="0" distB="0" distL="0" distR="0" wp14:anchorId="5AD0C952" wp14:editId="16C83D03">
+          <wp:inline distT="0" distB="0" distL="0" distR="0" wp14:anchorId="28861A6B" wp14:editId="3BB03697">
             <wp:extent cx="5220000" cy="2884737"/>
             <wp:effectExtent l="0" t="0" r="0" b="0"/>
             <wp:docPr id="4" name="Picture 4"/>
@@ -7683,7 +7683,7 @@
           <w:noProof/>
         </w:rPr>
         <w:drawing>
-          <wp:inline distT="0" distB="0" distL="0" distR="0" wp14:anchorId="1AD956FC" wp14:editId="1EEAD28C">
+          <wp:inline distT="0" distB="0" distL="0" distR="0" wp14:anchorId="722B0FC6" wp14:editId="790925B9">
             <wp:extent cx="5040000" cy="3914043"/>
             <wp:effectExtent l="0" t="0" r="0" b="0"/>
             <wp:docPr id="5" name="Picture 5"/>
@@ -7752,7 +7752,7 @@
         </w:rPr>
         <w:lastRenderedPageBreak/>
         <w:drawing>
-          <wp:inline distT="0" distB="0" distL="0" distR="0" wp14:anchorId="319C05E6" wp14:editId="499B1581">
+          <wp:inline distT="0" distB="0" distL="0" distR="0" wp14:anchorId="6EF921B7" wp14:editId="668F5EE4">
             <wp:extent cx="5580000" cy="1697143"/>
             <wp:effectExtent l="0" t="0" r="0" b="0"/>
             <wp:docPr id="6" name="Picture 6"/>
@@ -7814,7 +7814,7 @@
           <w:noProof/>
         </w:rPr>
         <w:drawing>
-          <wp:inline distT="0" distB="0" distL="0" distR="0" wp14:anchorId="5D94E49B" wp14:editId="3412F9FB">
+          <wp:inline distT="0" distB="0" distL="0" distR="0" wp14:anchorId="253842F2" wp14:editId="7A6D09E3">
             <wp:extent cx="4500000" cy="3209716"/>
             <wp:effectExtent l="0" t="0" r="0" b="0"/>
             <wp:docPr id="7" name="Picture 7"/>
@@ -8306,7 +8306,7 @@
       <w:pPr>
         <w:pStyle w:val="31"/>
       </w:pPr>
-      <w:bookmarkStart w:id="15" w:name="_Toc241531438"/>
+      <w:bookmarkStart w:id="15" w:name="_Toc241595482"/>
       <w:r>
         <w:t>（四）成效驗證</w:t>
       </w:r>
@@ -9293,7 +9293,7 @@
         </w:rPr>
         <w:lastRenderedPageBreak/>
         <w:drawing>
-          <wp:inline distT="0" distB="0" distL="0" distR="0" wp14:anchorId="570CECB2" wp14:editId="25E152B1">
+          <wp:inline distT="0" distB="0" distL="0" distR="0" wp14:anchorId="442150B6" wp14:editId="4D222AB6">
             <wp:extent cx="5580000" cy="2301122"/>
             <wp:effectExtent l="0" t="0" r="0" b="0"/>
             <wp:docPr id="8" name="Picture 8"/>
@@ -10947,7 +10947,7 @@
         <w:t xml:space="preserve">4. AI </w:t>
       </w:r>
       <w:r>
-        <w:t>的進步從哪裡來</w:t>
+        <w:t>的進步從哪裡來、資金流向圖用在哪裡</w:t>
       </w:r>
     </w:p>
     <w:p>
@@ -11123,6 +11123,89 @@
       </w:r>
       <w:r>
         <w:t>）、提供時間一致的資金循環證據，並作為規則保底名單的依據。</w:t>
+      </w:r>
+    </w:p>
+    <w:p>
+      <w:r>
+        <w:t>以仿真資料的答案檢驗這個調查用途：系統切出的</w:t>
+      </w:r>
+      <w:r>
+        <w:t xml:space="preserve"> 24 </w:t>
+      </w:r>
+      <w:r>
+        <w:t>個疑似集團中，</w:t>
+      </w:r>
+      <w:r>
+        <w:t xml:space="preserve">24 </w:t>
+      </w:r>
+      <w:r>
+        <w:t>個都只對應單一真實詐騙集團，涵蓋</w:t>
+      </w:r>
+      <w:r>
+        <w:t xml:space="preserve"> 20 </w:t>
+      </w:r>
+      <w:r>
+        <w:t>個真實集團中的</w:t>
+      </w:r>
+      <w:r>
+        <w:t xml:space="preserve"> 17 </w:t>
+      </w:r>
+      <w:r>
+        <w:t>個（未涵蓋的是循環交易</w:t>
+      </w:r>
+      <w:r>
+        <w:t xml:space="preserve"> 3 </w:t>
+      </w:r>
+      <w:r>
+        <w:t>個，由規則保底名單補上）；</w:t>
+      </w:r>
+      <w:r>
+        <w:t xml:space="preserve">28 </w:t>
+      </w:r>
+      <w:r>
+        <w:t>個從未被警示的人頭帳戶中，</w:t>
+      </w:r>
+      <w:r>
+        <w:t xml:space="preserve">11 </w:t>
+      </w:r>
+      <w:r>
+        <w:t>個和已警示帳戶被切在同一個集團，調查時可以從已知案件連結過去。若從已警示帳戶沿資金往下游追一層、再篩出命中紅旗規則的帳戶，</w:t>
+      </w:r>
+      <w:r>
+        <w:t xml:space="preserve">59 </w:t>
+      </w:r>
+      <w:r>
+        <w:t>個帳戶中有</w:t>
+      </w:r>
+      <w:r>
+        <w:t xml:space="preserve"> 20 </w:t>
+      </w:r>
+      <w:r>
+        <w:t>個是警方尚未通報的人頭帳戶（占</w:t>
+      </w:r>
+      <w:r>
+        <w:t xml:space="preserve"> 34%</w:t>
+      </w:r>
+      <w:r>
+        <w:t>，隨機抽樣約</w:t>
+      </w:r>
+      <w:r>
+        <w:t xml:space="preserve"> 1.4%</w:t>
+      </w:r>
+      <w:r>
+        <w:t>），其中</w:t>
+      </w:r>
+      <w:r>
+        <w:t xml:space="preserve"> 8 </w:t>
+      </w:r>
+      <w:r>
+        <w:t>個是</w:t>
+      </w:r>
+      <w:r>
+        <w:t xml:space="preserve"> AI </w:t>
+      </w:r>
+      <w:r>
+        <w:t>不易找到的循環交易。</w:t>
       </w:r>
     </w:p>
     <w:p>
@@ -11752,7 +11835,7 @@
         </w:rPr>
         <w:lastRenderedPageBreak/>
         <w:drawing>
-          <wp:inline distT="0" distB="0" distL="0" distR="0" wp14:anchorId="502E049A" wp14:editId="1073598C">
+          <wp:inline distT="0" distB="0" distL="0" distR="0" wp14:anchorId="32CD64BB" wp14:editId="0C9E20E5">
             <wp:extent cx="5580000" cy="1952556"/>
             <wp:effectExtent l="0" t="0" r="0" b="0"/>
             <wp:docPr id="9" name="Picture 9"/>
@@ -12069,7 +12152,7 @@
           <w:noProof/>
         </w:rPr>
         <w:drawing>
-          <wp:inline distT="0" distB="0" distL="0" distR="0" wp14:anchorId="343EFBEB" wp14:editId="6F5338B7">
+          <wp:inline distT="0" distB="0" distL="0" distR="0" wp14:anchorId="2960A531" wp14:editId="7BAE24E2">
             <wp:extent cx="5580000" cy="2162287"/>
             <wp:effectExtent l="0" t="0" r="0" b="0"/>
             <wp:docPr id="10" name="Picture 10"/>
@@ -12725,7 +12808,7 @@
       <w:pPr>
         <w:pStyle w:val="21"/>
       </w:pPr>
-      <w:bookmarkStart w:id="16" w:name="_Toc241531439"/>
+      <w:bookmarkStart w:id="16" w:name="_Toc241595483"/>
       <w:r>
         <w:t>二、應用產業與對象</w:t>
       </w:r>
@@ -13363,7 +13446,7 @@
       <w:pPr>
         <w:pStyle w:val="21"/>
       </w:pPr>
-      <w:bookmarkStart w:id="17" w:name="_Toc241531440"/>
+      <w:bookmarkStart w:id="17" w:name="_Toc241595484"/>
       <w:r>
         <w:lastRenderedPageBreak/>
         <w:t>三、亮點</w:t>
@@ -13902,7 +13985,7 @@
               <w:rPr>
                 <w:sz w:val="21"/>
               </w:rPr>
-              <w:t xml:space="preserve"> 19 </w:t>
+              <w:t xml:space="preserve"> 20 </w:t>
             </w:r>
             <w:r>
               <w:rPr>
@@ -13923,7 +14006,7 @@
       <w:pPr>
         <w:pStyle w:val="1"/>
       </w:pPr>
-      <w:bookmarkStart w:id="18" w:name="_Toc241531441"/>
+      <w:bookmarkStart w:id="18" w:name="_Toc241595485"/>
       <w:r>
         <w:t>參、結論</w:t>
       </w:r>
@@ -13933,7 +14016,7 @@
       <w:pPr>
         <w:pStyle w:val="21"/>
       </w:pPr>
-      <w:bookmarkStart w:id="19" w:name="_Toc241531442"/>
+      <w:bookmarkStart w:id="19" w:name="_Toc241595486"/>
       <w:r>
         <w:t>一、結論</w:t>
       </w:r>
@@ -14003,7 +14086,7 @@
       <w:pPr>
         <w:pStyle w:val="21"/>
       </w:pPr>
-      <w:bookmarkStart w:id="20" w:name="_Toc241531443"/>
+      <w:bookmarkStart w:id="20" w:name="_Toc241595487"/>
       <w:r>
         <w:t>二、限制</w:t>
       </w:r>
@@ -14109,7 +14192,7 @@
       <w:pPr>
         <w:pStyle w:val="21"/>
       </w:pPr>
-      <w:bookmarkStart w:id="21" w:name="_Toc241531444"/>
+      <w:bookmarkStart w:id="21" w:name="_Toc241595488"/>
       <w:r>
         <w:t>三、未來發展</w:t>
       </w:r>
@@ -14185,7 +14268,7 @@
       <w:pPr>
         <w:pStyle w:val="1"/>
       </w:pPr>
-      <w:bookmarkStart w:id="22" w:name="_Toc241531445"/>
+      <w:bookmarkStart w:id="22" w:name="_Toc241595489"/>
       <w:r>
         <w:t>肆、參考資料</w:t>
       </w:r>
@@ -14811,31 +14894,31 @@
       </w:rPr>
     </w:lvl>
   </w:abstractNum>
-  <w:num w:numId="1" w16cid:durableId="271129910">
+  <w:num w:numId="1" w16cid:durableId="917982726">
     <w:abstractNumId w:val="8"/>
   </w:num>
-  <w:num w:numId="2" w16cid:durableId="1132407664">
+  <w:num w:numId="2" w16cid:durableId="19091332">
     <w:abstractNumId w:val="6"/>
   </w:num>
-  <w:num w:numId="3" w16cid:durableId="1760561814">
+  <w:num w:numId="3" w16cid:durableId="343823290">
     <w:abstractNumId w:val="5"/>
   </w:num>
-  <w:num w:numId="4" w16cid:durableId="521670891">
+  <w:num w:numId="4" w16cid:durableId="1425109784">
     <w:abstractNumId w:val="4"/>
   </w:num>
-  <w:num w:numId="5" w16cid:durableId="2113084316">
+  <w:num w:numId="5" w16cid:durableId="771516052">
     <w:abstractNumId w:val="7"/>
   </w:num>
-  <w:num w:numId="6" w16cid:durableId="1326668673">
+  <w:num w:numId="6" w16cid:durableId="1965505935">
     <w:abstractNumId w:val="3"/>
   </w:num>
-  <w:num w:numId="7" w16cid:durableId="311952786">
+  <w:num w:numId="7" w16cid:durableId="594098663">
     <w:abstractNumId w:val="2"/>
   </w:num>
-  <w:num w:numId="8" w16cid:durableId="118956522">
+  <w:num w:numId="8" w16cid:durableId="792672816">
     <w:abstractNumId w:val="1"/>
   </w:num>
-  <w:num w:numId="9" w16cid:durableId="1816796737">
+  <w:num w:numId="9" w16cid:durableId="1073086728">
     <w:abstractNumId w:val="0"/>
   </w:num>
 </w:numbering>
@@ -26234,7 +26317,7 @@
     <w:autoRedefine/>
     <w:uiPriority w:val="39"/>
     <w:unhideWhenUsed/>
-    <w:rsid w:val="00AC471E"/>
+    <w:rsid w:val="009415C4"/>
   </w:style>
   <w:style w:type="paragraph" w:styleId="2a">
     <w:name w:val="toc 2"/>
@@ -26243,7 +26326,7 @@
     <w:autoRedefine/>
     <w:uiPriority w:val="39"/>
     <w:unhideWhenUsed/>
-    <w:rsid w:val="00AC471E"/>
+    <w:rsid w:val="009415C4"/>
     <w:pPr>
       <w:ind w:leftChars="200" w:left="480"/>
     </w:pPr>
@@ -26255,7 +26338,7 @@
     <w:autoRedefine/>
     <w:uiPriority w:val="39"/>
     <w:unhideWhenUsed/>
-    <w:rsid w:val="00AC471E"/>
+    <w:rsid w:val="009415C4"/>
     <w:pPr>
       <w:ind w:leftChars="400" w:left="960"/>
     </w:pPr>
@@ -26265,7 +26348,7 @@
     <w:basedOn w:val="a2"/>
     <w:uiPriority w:val="99"/>
     <w:unhideWhenUsed/>
-    <w:rsid w:val="00AC471E"/>
+    <w:rsid w:val="009415C4"/>
     <w:rPr>
       <w:color w:val="0000FF" w:themeColor="hyperlink"/>
       <w:u w:val="single"/>
